--- a/docs/Call_Transcript_Retrieval_Review.docx
+++ b/docs/Call_Transcript_Retrieval_Review.docx
@@ -2,6 +2,16 @@
 <file path=word/document.xml><?xml version="1.0" encoding="utf-8"?>
 <w:document xmlns:wpc="http://schemas.microsoft.com/office/word/2010/wordprocessingCanvas" xmlns:mo="http://schemas.microsoft.com/office/mac/office/2008/main" xmlns:mc="http://schemas.openxmlformats.org/markup-compatibility/2006" xmlns:mv="urn:schemas-microsoft-com:mac:vml" xmlns:o="urn:schemas-microsoft-com:office:office" xmlns:r="http://schemas.openxmlformats.org/officeDocument/2006/relationships" xmlns:m="http://schemas.openxmlformats.org/officeDocument/2006/math" xmlns:v="urn:schemas-microsoft-com:vml" xmlns:wp14="http://schemas.microsoft.com/office/word/2010/wordprocessingDrawing" xmlns:wp="http://schemas.openxmlformats.org/drawingml/2006/wordprocessingDrawing" xmlns:w10="urn:schemas-microsoft-com:office:word" xmlns:w="http://schemas.openxmlformats.org/wordprocessingml/2006/main" xmlns:w14="http://schemas.microsoft.com/office/word/2010/wordml" xmlns:wpg="http://schemas.microsoft.com/office/word/2010/wordprocessingGroup" xmlns:wpi="http://schemas.microsoft.com/office/word/2010/wordprocessingInk" xmlns:wne="http://schemas.microsoft.com/office/word/2006/wordml" xmlns:wps="http://schemas.microsoft.com/office/word/2010/wordprocessingShape" mc:Ignorable="w14 wp14">
   <w:body>
+    <w:p>
+      <w:ins w:id="21" w:author="CareConnect Doc Refresh" w:date="2026-09-01T19:12:01Z">
+        <w:r>
+          <w:rPr>
+            <w:i/>
+          </w:rPr>
+          <w:t xml:space="preserve">[Track Changes] Revisions by CareConnect Doc Refresh on 2026-09-01. Open Review tab → All Markup to see insertions/deletions.</w:t>
+        </w:r>
+      </w:ins>
+    </w:p>
     <w:p>
       <w:pPr>
         <w:pStyle w:val="Title"/>
@@ -26,6 +36,96 @@
         <w:t>Generated from codebase review</w:t>
       </w:r>
     </w:p>
+    <w:ins w:id="1" w:author="CareConnect Doc Refresh" w:date="2026-09-01T19:12:01Z">
+      <w:p>
+        <w:r>
+          <w:rPr>
+            <w:highlight w:val="yellow"/>
+          </w:rPr>
+          <w:t>Codebase refresh: June 2026 (post PR #88 Bedrock/Claude, PR #89 participant handling)</w:t>
+        </w:r>
+      </w:p>
+    </w:ins>
+    <w:ins w:id="2" w:author="CareConnect Doc Refresh" w:date="2026-09-01T19:12:01Z">
+      <w:p>
+        <w:pPr>
+          <w:pStyle w:val="ListBullet"/>
+        </w:pPr>
+        <w:r>
+          <w:t>AI chat opt-in: careconnect.ai.enabled=false by default in application-dev.properties; AIChatController and Bedrock beans load only when CARECONNECT_AI_ENABLED=true.</w:t>
+        </w:r>
+      </w:p>
+    </w:ins>
+    <w:ins w:id="3" w:author="CareConnect Doc Refresh" w:date="2026-09-01T19:12:01Z">
+      <w:p>
+        <w:pPr>
+          <w:pStyle w:val="ListBullet"/>
+        </w:pPr>
+        <w:r>
+          <w:t>Primary AI provider is Bedrock (careconnect.ai.provider=bedrock) via AIServiceFactory → BedrockAIChatAdapter → BedrockAIChatService; DeepSeek chat path disabled (DefaultAIChatService throws).</w:t>
+        </w:r>
+      </w:p>
+    </w:ins>
+    <w:ins w:id="4" w:author="CareConnect Doc Refresh" w:date="2026-09-01T19:12:01Z">
+      <w:p>
+        <w:pPr>
+          <w:pStyle w:val="ListBullet"/>
+        </w:pPr>
+        <w:r>
+          <w:t>BedrockModelSupport adds approved Claude Sonnet 4/4.5/4.6 and Nova models with inference-profile routing.</w:t>
+        </w:r>
+      </w:p>
+    </w:ins>
+    <w:ins w:id="5" w:author="CareConnect Doc Refresh" w:date="2026-09-01T19:12:01Z">
+      <w:p>
+        <w:pPr>
+          <w:pStyle w:val="ListBullet"/>
+        </w:pPr>
+        <w:r>
+          <w:t>BedrockAIChatService sends user message only — MedicalContextService / PatientContextRetrievalService are not wired into the active Bedrock chat path (medical context injection gap).</w:t>
+        </w:r>
+      </w:p>
+    </w:ins>
+    <w:ins w:id="6" w:author="CareConnect Doc Refresh" w:date="2026-09-01T19:12:01Z">
+      <w:p>
+        <w:pPr>
+          <w:pStyle w:val="ListBullet"/>
+        </w:pPr>
+        <w:r>
+          <w:t>Voice form AI (symptom/allergy): careconnect.deepseek.enabled=false in dev disables AiSymptomController and AiAllergyController even though matchIfMissing=true.</w:t>
+        </w:r>
+      </w:p>
+    </w:ins>
+    <w:ins w:id="7" w:author="CareConnect Doc Refresh" w:date="2026-09-01T19:12:01Z">
+      <w:p>
+        <w:pPr>
+          <w:pStyle w:val="ListBullet"/>
+        </w:pPr>
+        <w:r>
+          <w:t>Video calls: frontend VideoCallService tracks participantUserIds and POSTs them on /end; CallController.mergeParticipantUserIds improves multi-party end detection; participant-left vs call-ended WS events.</w:t>
+        </w:r>
+      </w:p>
+    </w:ins>
+    <w:ins w:id="8" w:author="CareConnect Doc Refresh" w:date="2026-09-01T19:12:01Z">
+      <w:p>
+        <w:pPr>
+          <w:pStyle w:val="ListBullet"/>
+        </w:pPr>
+        <w:r>
+          <w:t>ChimeService caches attendee credentials per (callId, userId) for idempotent re-join (no duplicate externalUserId errors).</w:t>
+        </w:r>
+      </w:p>
+    </w:ins>
+    <w:ins w:id="9" w:author="CareConnect Doc Refresh" w:date="2026-09-01T19:12:01Z">
+      <w:p>
+        <w:pPr>
+          <w:pStyle w:val="ListBullet"/>
+        </w:pPr>
+        <w:r>
+          <w:t>Hybrid retrieval (retrieval_index_chunk, FTS, pgvector Ask AI gateway) still not implemented — gaps below remain open.</w:t>
+        </w:r>
+      </w:p>
+    </w:ins>
     <w:p/>
     <w:p>
       <w:pPr>
@@ -776,6 +876,83 @@
         <w:t>Explains NO_TRANSCRIPT → lazy-regen pattern; post-call UI should not assume summary is final immediately.</w:t>
       </w:r>
     </w:p>
+    <w:ins w:id="10" w:author="CareConnect Doc Refresh" w:date="2026-09-01T19:12:01Z">
+      <w:p>
+        <w:pPr>
+          <w:pStyle w:val="Heading1"/>
+        </w:pPr>
+        <w:r>
+          <w:t>4. Recent Codebase Changes (Participant Handling)</w:t>
+        </w:r>
+      </w:p>
+    </w:ins>
+    <w:ins w:id="11" w:author="CareConnect Doc Refresh" w:date="2026-09-01T19:12:01Z">
+      <w:p>
+        <w:r>
+          <w:t>Merged PR #89 (feature/a-drattray-video-call-participant-handling) improves call-end and multi-party behavior relevant to transcript flush timing and summary generation.</w:t>
+        </w:r>
+      </w:p>
+    </w:ins>
+    <w:ins w:id="12" w:author="CareConnect Doc Refresh" w:date="2026-09-01T19:12:01Z">
+      <w:p>
+        <w:pPr>
+          <w:pStyle w:val="ListBullet"/>
+        </w:pPr>
+        <w:r>
+          <w:t>Frontend VideoCallService maintains _participantUserIds; endCall() POSTs participantUserIds in JSON body alongside otherPartyId and call context metadata.</w:t>
+        </w:r>
+      </w:p>
+    </w:ins>
+    <w:ins w:id="13" w:author="CareConnect Doc Refresh" w:date="2026-09-01T19:12:01Z">
+      <w:p>
+        <w:pPr>
+          <w:pStyle w:val="ListBullet"/>
+        </w:pPr>
+        <w:r>
+          <w:t>CallController.endCall() calls mergeParticipantUserIds() on active roster and notify set — shouldEndMeeting when ≤1 remaining participant after merge.</w:t>
+        </w:r>
+      </w:p>
+    </w:ins>
+    <w:ins w:id="14" w:author="CareConnect Doc Refresh" w:date="2026-09-01T19:12:01Z">
+      <w:p>
+        <w:pPr>
+          <w:pStyle w:val="ListBullet"/>
+        </w:pPr>
+        <w:r>
+          <w:t>When meeting continues: sends participant-left WebSocket to remaining participants with remainingParticipantCount; when meeting ends: call-ended to notifyIds (active + pending invitees).</w:t>
+        </w:r>
+      </w:p>
+    </w:ins>
+    <w:ins w:id="15" w:author="CareConnect Doc Refresh" w:date="2026-09-01T19:12:01Z">
+      <w:p>
+        <w:pPr>
+          <w:pStyle w:val="ListBullet"/>
+        </w:pPr>
+        <w:r>
+          <w:t>endCall still runs maybeGenerateAndStoreCallSummary before stopRecording — transcript flush at end uses respectInCallState:false with maxAttempts:3 (unchanged intent, improved participant accuracy).</w:t>
+        </w:r>
+      </w:p>
+    </w:ins>
+    <w:ins w:id="16" w:author="CareConnect Doc Refresh" w:date="2026-09-01T19:12:01Z">
+      <w:p>
+        <w:pPr>
+          <w:pStyle w:val="ListBullet"/>
+        </w:pPr>
+        <w:r>
+          <w:t>ChimeService.joinMeeting() returns cached attendee credentials for same (callId, userId) — idempotent re-join; fixes duplicate externalUserId AWS errors on double-tap join.</w:t>
+        </w:r>
+      </w:p>
+    </w:ins>
+    <w:ins w:id="17" w:author="CareConnect Doc Refresh" w:date="2026-09-01T19:12:01Z">
+      <w:p>
+        <w:pPr>
+          <w:pStyle w:val="ListBullet"/>
+        </w:pPr>
+        <w:r>
+          <w:t>Conference endpoints: eligible-invitees and invite-participant; pending CONFERENCE_INVITE targets included in end-call notifications.</w:t>
+        </w:r>
+      </w:p>
+    </w:ins>
     <w:p>
       <w:pPr>
         <w:pStyle w:val="Heading1"/>
@@ -1226,13 +1403,32 @@
       </w:r>
     </w:p>
     <w:p>
-      <w:pPr>
-        <w:pStyle w:val="ListBullet"/>
-      </w:pPr>
-      <w:r>
-        <w:t>frontend/lib/services/video_call_service.dart</w:t>
-      </w:r>
+      <w:del w:id="18" w:author="CareConnect Doc Refresh" w:date="2026-09-01T19:12:01Z">
+        <w:r>
+          <w:delText xml:space="preserve">frontend/lib/services/video_call_service.dart</w:delText>
+        </w:r>
+      </w:del>
     </w:p>
+    <w:ins w:id="19" w:author="CareConnect Doc Refresh" w:date="2026-09-01T19:12:01Z">
+      <w:p>
+        <w:pPr>
+          <w:pStyle w:val="ListBullet"/>
+        </w:pPr>
+        <w:r>
+          <w:t>frontend/lib/services/video_call_service.dart (participantUserIds on end)</w:t>
+        </w:r>
+      </w:p>
+    </w:ins>
+    <w:ins w:id="20" w:author="CareConnect Doc Refresh" w:date="2026-09-01T19:12:01Z">
+      <w:p>
+        <w:pPr>
+          <w:pStyle w:val="ListBullet"/>
+        </w:pPr>
+        <w:r>
+          <w:t>backend/core/src/main/java/com/careconnect/service/ChimeService.java (cached join creds)</w:t>
+        </w:r>
+      </w:p>
+    </w:ins>
     <w:p>
       <w:pPr>
         <w:pStyle w:val="ListBullet"/>
@@ -1249,12 +1445,6 @@
         <w:t>frontend/lib/widgets/post_call_telemetry_summary_screen.dart</w:t>
       </w:r>
     </w:p>
-    <w:sectPr>
-      <w:pgSz w:w="12240" w:h="15840"/>
-      <w:pgMar w:top="1440" w:right="1800" w:bottom="1440" w:left="1800" w:header="720" w:footer="720" w:gutter="0"/>
-      <w:cols w:space="720"/>
-      <w:docGrid w:linePitch="360"/>
-    </w:sectPr>
   </w:body>
 </w:document>
 </file>
